--- a/Docs/Documentacao/Estagio II/Documentação_EstagioNovo.docx
+++ b/Docs/Documentacao/Estagio II/Documentação_EstagioNovo.docx
@@ -9666,9 +9666,9 @@
         <w:ind w:left="1195" w:right="0" w:hanging="574"/>
         <w:jc w:val="left"/>
       </w:pPr>
-      <w:bookmarkStart w:id="16" w:name="2.3Requisitos Não Funcionais"/>
+      <w:bookmarkStart w:id="16" w:name="_bookmark8"/>
       <w:bookmarkEnd w:id="16"/>
-      <w:bookmarkStart w:id="17" w:name="_bookmark8"/>
+      <w:bookmarkStart w:id="17" w:name="2.3Requisitos Não Funcionais"/>
       <w:bookmarkEnd w:id="17"/>
       <w:r>
         <w:t>Requisitos</w:t>
@@ -9712,9 +9712,9 @@
           <w:rFonts w:ascii="Arial" w:hAnsi="Arial"/>
         </w:rPr>
       </w:pPr>
-      <w:bookmarkStart w:id="18" w:name="_bookmark9"/>
+      <w:bookmarkStart w:id="18" w:name="2.3.1Requisitos Mínimos de Hardware"/>
       <w:bookmarkEnd w:id="18"/>
-      <w:bookmarkStart w:id="19" w:name="2.3.1Requisitos Mínimos de Hardware"/>
+      <w:bookmarkStart w:id="19" w:name="_bookmark9"/>
       <w:bookmarkEnd w:id="19"/>
       <w:r>
         <w:rPr>
@@ -10429,7 +10429,7 @@
         <mc:AlternateContent>
           <mc:Choice Requires="wps">
             <w:drawing>
-              <wp:anchor distT="0" distB="0" distL="0" distR="0" simplePos="0" relativeHeight="251659264" behindDoc="0" locked="0" layoutInCell="1" allowOverlap="1">
+              <wp:anchor distT="0" distB="0" distL="0" distR="0" simplePos="0" relativeHeight="251660288" behindDoc="0" locked="0" layoutInCell="1" allowOverlap="1">
                 <wp:simplePos x="0" y="0"/>
                 <wp:positionH relativeFrom="page">
                   <wp:posOffset>1011555</wp:posOffset>
@@ -10486,7 +10486,7 @@
           </mc:Choice>
           <mc:Fallback>
             <w:pict>
-              <v:shape id="Graphic 32" o:spid="_x0000_s1026" o:spt="100" style="position:absolute;left:0pt;margin-left:79.65pt;margin-top:13.3pt;height:0.1pt;width:451.3pt;mso-position-horizontal-relative:page;z-index:251659264;mso-width-relative:page;mso-height-relative:page;" filled="f" stroked="t" coordsize="5731510,1" o:gfxdata="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" path="m0,0l5731510,0e">
+              <v:shape id="Graphic 32" o:spid="_x0000_s1026" o:spt="100" style="position:absolute;left:0pt;margin-left:79.65pt;margin-top:13.3pt;height:0.1pt;width:451.3pt;mso-position-horizontal-relative:page;z-index:251660288;mso-width-relative:page;mso-height-relative:page;" filled="f" stroked="t" coordsize="5731510,1" o:gfxdata="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" path="m0,0l5731510,0e">
                 <v:fill on="f" focussize="0,0"/>
                 <v:stroke weight="0.48pt" color="#000000" joinstyle="round"/>
                 <v:imagedata o:title=""/>
@@ -11674,7 +11674,9 @@
         </w:tblBorders>
         <w:tblLayout w:type="autofit"/>
         <w:tblCellMar>
+          <w:top w:w="0" w:type="dxa"/>
           <w:left w:w="108" w:type="dxa"/>
+          <w:bottom w:w="0" w:type="dxa"/>
           <w:right w:w="108" w:type="dxa"/>
         </w:tblCellMar>
       </w:tblPr>
@@ -11693,6 +11695,12 @@
             <w:insideH w:val="single" w:color="auto" w:sz="4" w:space="0"/>
             <w:insideV w:val="single" w:color="auto" w:sz="4" w:space="0"/>
           </w:tblBorders>
+          <w:tblCellMar>
+            <w:top w:w="0" w:type="dxa"/>
+            <w:left w:w="108" w:type="dxa"/>
+            <w:bottom w:w="0" w:type="dxa"/>
+            <w:right w:w="108" w:type="dxa"/>
+          </w:tblCellMar>
         </w:tblPrEx>
         <w:tc>
           <w:tcPr>
@@ -11802,7 +11810,9 @@
             <w:insideV w:val="single" w:color="auto" w:sz="4" w:space="0"/>
           </w:tblBorders>
           <w:tblCellMar>
+            <w:top w:w="0" w:type="dxa"/>
             <w:left w:w="108" w:type="dxa"/>
+            <w:bottom w:w="0" w:type="dxa"/>
             <w:right w:w="108" w:type="dxa"/>
           </w:tblCellMar>
         </w:tblPrEx>
@@ -11995,7 +12005,9 @@
             <w:insideV w:val="single" w:color="auto" w:sz="4" w:space="0"/>
           </w:tblBorders>
           <w:tblCellMar>
+            <w:top w:w="0" w:type="dxa"/>
             <w:left w:w="108" w:type="dxa"/>
+            <w:bottom w:w="0" w:type="dxa"/>
             <w:right w:w="108" w:type="dxa"/>
           </w:tblCellMar>
         </w:tblPrEx>
@@ -12168,7 +12180,9 @@
             <w:insideV w:val="single" w:color="auto" w:sz="4" w:space="0"/>
           </w:tblBorders>
           <w:tblCellMar>
+            <w:top w:w="0" w:type="dxa"/>
             <w:left w:w="108" w:type="dxa"/>
+            <w:bottom w:w="0" w:type="dxa"/>
             <w:right w:w="108" w:type="dxa"/>
           </w:tblCellMar>
         </w:tblPrEx>
@@ -12382,7 +12396,9 @@
         </w:tblBorders>
         <w:tblLayout w:type="fixed"/>
         <w:tblCellMar>
+          <w:top w:w="0" w:type="dxa"/>
           <w:left w:w="108" w:type="dxa"/>
+          <w:bottom w:w="0" w:type="dxa"/>
           <w:right w:w="108" w:type="dxa"/>
         </w:tblCellMar>
       </w:tblPr>
@@ -12401,6 +12417,12 @@
             <w:insideH w:val="single" w:color="auto" w:sz="4" w:space="0"/>
             <w:insideV w:val="single" w:color="auto" w:sz="4" w:space="0"/>
           </w:tblBorders>
+          <w:tblCellMar>
+            <w:top w:w="0" w:type="dxa"/>
+            <w:left w:w="108" w:type="dxa"/>
+            <w:bottom w:w="0" w:type="dxa"/>
+            <w:right w:w="108" w:type="dxa"/>
+          </w:tblCellMar>
         </w:tblPrEx>
         <w:tc>
           <w:tcPr>
@@ -12501,7 +12523,9 @@
             <w:insideV w:val="single" w:color="auto" w:sz="4" w:space="0"/>
           </w:tblBorders>
           <w:tblCellMar>
+            <w:top w:w="0" w:type="dxa"/>
             <w:left w:w="108" w:type="dxa"/>
+            <w:bottom w:w="0" w:type="dxa"/>
             <w:right w:w="108" w:type="dxa"/>
           </w:tblCellMar>
         </w:tblPrEx>
@@ -12635,9 +12659,9 @@
           <w:cols w:space="720" w:num="1"/>
         </w:sectPr>
       </w:pPr>
-      <w:bookmarkStart w:id="26" w:name="3PLANEJAMENTO E ESTIMATIVA"/>
+      <w:bookmarkStart w:id="26" w:name="_bookmark13"/>
       <w:bookmarkEnd w:id="26"/>
-      <w:bookmarkStart w:id="27" w:name="_bookmark13"/>
+      <w:bookmarkStart w:id="27" w:name="3PLANEJAMENTO E ESTIMATIVA"/>
       <w:bookmarkEnd w:id="27"/>
       <w:r>
         <w:t>PLANEJAMENTO</w:t>
@@ -13763,6 +13787,7 @@
           <w:lang w:val="pt-BR"/>
         </w:rPr>
       </w:pPr>
+      <w:bookmarkStart w:id="72" w:name="_GoBack"/>
       <w:r>
         <w:rPr>
           <w:rFonts w:hint="default"/>
@@ -13781,6 +13806,7 @@
         <w:t xml:space="preserve"> Cada manutenção deve ser registrada, é necessário os seguintes atributos: data , nota fiscal (NF-e) (opcional), tipo (conserto, lavagem, troca de óleo e outros), descrição, prestador de serviço, veículo, valor total, status (aberto, parcelado e pago).</w:t>
       </w:r>
     </w:p>
+    <w:bookmarkEnd w:id="72"/>
     <w:p>
       <w:pPr>
         <w:pStyle w:val="11"/>
@@ -16388,12 +16414,6 @@
             <w:insideH w:val="single" w:color="000000" w:sz="4" w:space="0"/>
             <w:insideV w:val="single" w:color="000000" w:sz="4" w:space="0"/>
           </w:tblBorders>
-          <w:tblCellMar>
-            <w:top w:w="0" w:type="dxa"/>
-            <w:left w:w="0" w:type="dxa"/>
-            <w:bottom w:w="0" w:type="dxa"/>
-            <w:right w:w="0" w:type="dxa"/>
-          </w:tblCellMar>
         </w:tblPrEx>
         <w:trPr>
           <w:trHeight w:val="2517" w:hRule="atLeast"/>
@@ -18082,9 +18102,9 @@
           <w:rFonts w:ascii="Arial"/>
         </w:rPr>
       </w:pPr>
-      <w:bookmarkStart w:id="48" w:name="_bookmark24"/>
+      <w:bookmarkStart w:id="48" w:name="6.2.3Cadastrar Motorista"/>
       <w:bookmarkEnd w:id="48"/>
-      <w:bookmarkStart w:id="49" w:name="6.2.3Cadastrar Motorista"/>
+      <w:bookmarkStart w:id="49" w:name="_bookmark24"/>
       <w:bookmarkEnd w:id="49"/>
       <w:r>
         <w:rPr>
@@ -19992,12 +20012,6 @@
             <w:insideH w:val="single" w:color="000000" w:sz="4" w:space="0"/>
             <w:insideV w:val="single" w:color="000000" w:sz="4" w:space="0"/>
           </w:tblBorders>
-          <w:tblCellMar>
-            <w:top w:w="0" w:type="dxa"/>
-            <w:left w:w="0" w:type="dxa"/>
-            <w:bottom w:w="0" w:type="dxa"/>
-            <w:right w:w="0" w:type="dxa"/>
-          </w:tblCellMar>
         </w:tblPrEx>
         <w:trPr>
           <w:trHeight w:val="321" w:hRule="atLeast"/>
@@ -25105,9 +25119,9 @@
           <w:sz w:val="26"/>
         </w:rPr>
       </w:pPr>
-      <w:bookmarkStart w:id="56" w:name="_bookmark28"/>
+      <w:bookmarkStart w:id="56" w:name="6.2.7Consultar Clientes"/>
       <w:bookmarkEnd w:id="56"/>
-      <w:bookmarkStart w:id="57" w:name="6.2.7Consultar Clientes"/>
+      <w:bookmarkStart w:id="57" w:name="_bookmark28"/>
       <w:bookmarkEnd w:id="57"/>
       <w:r>
         <w:rPr>
@@ -25178,6 +25192,7 @@
       <w:pPr>
         <w:pStyle w:val="17"/>
         <w:numPr>
+          <w:ilvl w:val="0"/>
           <w:numId w:val="0"/>
         </w:numPr>
         <w:tabs>
@@ -25289,6 +25304,7 @@
       <w:pPr>
         <w:pStyle w:val="17"/>
         <w:numPr>
+          <w:ilvl w:val="0"/>
           <w:numId w:val="0"/>
         </w:numPr>
         <w:tabs>
@@ -27615,9 +27631,9 @@
           <w:sz w:val="26"/>
         </w:rPr>
       </w:pPr>
-      <w:bookmarkStart w:id="60" w:name="6.2.9 Consultar entregas"/>
+      <w:bookmarkStart w:id="60" w:name="_bookmark30"/>
       <w:bookmarkEnd w:id="60"/>
-      <w:bookmarkStart w:id="61" w:name="_bookmark30"/>
+      <w:bookmarkStart w:id="61" w:name="6.2.9 Consultar entregas"/>
       <w:bookmarkEnd w:id="61"/>
       <w:r>
         <w:rPr>
@@ -31978,6 +31994,7 @@
             <w:pPr>
               <w:pStyle w:val="18"/>
               <w:numPr>
+                <w:ilvl w:val="0"/>
                 <w:numId w:val="0"/>
               </w:numPr>
               <w:tabs>
@@ -32371,8 +32388,6 @@
               </w:rPr>
               <w:t>provedor</w:t>
             </w:r>
-            <w:bookmarkStart w:id="72" w:name="_GoBack"/>
-            <w:bookmarkEnd w:id="72"/>
           </w:p>
         </w:tc>
         <w:tc>
@@ -32838,7 +32853,7 @@
           <w:sz w:val="28"/>
         </w:rPr>
         <w:drawing>
-          <wp:anchor distT="0" distB="0" distL="0" distR="0" simplePos="0" relativeHeight="251660288" behindDoc="0" locked="0" layoutInCell="1" allowOverlap="1">
+          <wp:anchor distT="0" distB="0" distL="0" distR="0" simplePos="0" relativeHeight="251661312" behindDoc="0" locked="0" layoutInCell="1" allowOverlap="1">
             <wp:simplePos x="0" y="0"/>
             <wp:positionH relativeFrom="page">
               <wp:posOffset>1092200</wp:posOffset>
@@ -33644,20 +33659,16 @@
     <w:p>
       <w:pPr>
         <w:pStyle w:val="11"/>
+        <w:spacing w:before="183"/>
         <w:rPr>
           <w:b/>
           <w:sz w:val="20"/>
         </w:rPr>
-      </w:pPr>
-    </w:p>
-    <w:p>
-      <w:pPr>
-        <w:pStyle w:val="11"/>
-        <w:spacing w:before="183"/>
-        <w:rPr>
-          <w:b/>
-          <w:sz w:val="20"/>
-        </w:rPr>
+        <w:sectPr>
+          <w:pgSz w:w="12240" w:h="15840"/>
+          <w:pgMar w:top="1300" w:right="720" w:bottom="280" w:left="1080" w:header="597" w:footer="0" w:gutter="0"/>
+          <w:cols w:space="720" w:num="1"/>
+        </w:sectPr>
       </w:pPr>
       <w:r>
         <w:rPr>
@@ -33710,21 +33721,6 @@
     <w:p>
       <w:pPr>
         <w:pStyle w:val="11"/>
-        <w:spacing w:after="0"/>
-        <w:rPr>
-          <w:b/>
-          <w:sz w:val="20"/>
-        </w:rPr>
-        <w:sectPr>
-          <w:pgSz w:w="12240" w:h="15840"/>
-          <w:pgMar w:top="1300" w:right="720" w:bottom="280" w:left="1080" w:header="597" w:footer="0" w:gutter="0"/>
-          <w:cols w:space="720" w:num="1"/>
-        </w:sectPr>
-      </w:pPr>
-    </w:p>
-    <w:p>
-      <w:pPr>
-        <w:pStyle w:val="11"/>
         <w:spacing w:before="251"/>
         <w:rPr>
           <w:b/>
@@ -33746,9 +33742,9 @@
         <w:ind w:left="1053" w:right="0" w:hanging="432"/>
         <w:jc w:val="left"/>
       </w:pPr>
-      <w:bookmarkStart w:id="64" w:name="7VISÃO ESTÁTICA"/>
+      <w:bookmarkStart w:id="64" w:name="_bookmark32"/>
       <w:bookmarkEnd w:id="64"/>
-      <w:bookmarkStart w:id="65" w:name="_bookmark32"/>
+      <w:bookmarkStart w:id="65" w:name="7VISÃO ESTÁTICA"/>
       <w:bookmarkEnd w:id="65"/>
       <w:r>
         <w:t>VISÃO</w:t>
@@ -33817,6 +33813,59 @@
           <w:sz w:val="20"/>
         </w:rPr>
       </w:pPr>
+      <w:r>
+        <w:rPr>
+          <w:rFonts w:hint="default" w:ascii="Arial"/>
+          <w:b/>
+          <w:sz w:val="20"/>
+          <w:lang w:val="pt-BR"/>
+        </w:rPr>
+        <w:drawing>
+          <wp:anchor distT="0" distB="0" distL="114300" distR="114300" simplePos="0" relativeHeight="251674624" behindDoc="0" locked="0" layoutInCell="1" allowOverlap="1">
+            <wp:simplePos x="0" y="0"/>
+            <wp:positionH relativeFrom="column">
+              <wp:posOffset>548005</wp:posOffset>
+            </wp:positionH>
+            <wp:positionV relativeFrom="paragraph">
+              <wp:posOffset>44450</wp:posOffset>
+            </wp:positionV>
+            <wp:extent cx="5356860" cy="7858760"/>
+            <wp:effectExtent l="0" t="0" r="15240" b="8890"/>
+            <wp:wrapSquare wrapText="bothSides"/>
+            <wp:docPr id="10" name="Imagem 10" descr="Class"/>
+            <wp:cNvGraphicFramePr>
+              <a:graphicFrameLocks xmlns:a="http://schemas.openxmlformats.org/drawingml/2006/main" noChangeAspect="1"/>
+            </wp:cNvGraphicFramePr>
+            <a:graphic xmlns:a="http://schemas.openxmlformats.org/drawingml/2006/main">
+              <a:graphicData uri="http://schemas.openxmlformats.org/drawingml/2006/picture">
+                <pic:pic xmlns:pic="http://schemas.openxmlformats.org/drawingml/2006/picture">
+                  <pic:nvPicPr>
+                    <pic:cNvPr id="10" name="Imagem 10" descr="Class"/>
+                    <pic:cNvPicPr>
+                      <a:picLocks noChangeAspect="1"/>
+                    </pic:cNvPicPr>
+                  </pic:nvPicPr>
+                  <pic:blipFill>
+                    <a:blip r:embed="rId15"/>
+                    <a:stretch>
+                      <a:fillRect/>
+                    </a:stretch>
+                  </pic:blipFill>
+                  <pic:spPr>
+                    <a:xfrm>
+                      <a:off x="0" y="0"/>
+                      <a:ext cx="5356860" cy="7858760"/>
+                    </a:xfrm>
+                    <a:prstGeom prst="rect">
+                      <a:avLst/>
+                    </a:prstGeom>
+                  </pic:spPr>
+                </pic:pic>
+              </a:graphicData>
+            </a:graphic>
+          </wp:anchor>
+        </w:drawing>
+      </w:r>
     </w:p>
     <w:p>
       <w:pPr>
@@ -33834,9 +33883,10 @@
         <w:pStyle w:val="11"/>
         <w:spacing w:after="0"/>
         <w:rPr>
-          <w:rFonts w:ascii="Arial"/>
+          <w:rFonts w:hint="default" w:ascii="Arial"/>
           <w:b/>
           <w:sz w:val="20"/>
+          <w:lang w:val="pt-BR"/>
         </w:rPr>
         <w:sectPr>
           <w:pgSz w:w="12240" w:h="15840"/>
@@ -39154,6 +39204,12 @@
             <w:insideH w:val="single" w:color="000000" w:sz="4" w:space="0"/>
             <w:insideV w:val="single" w:color="000000" w:sz="4" w:space="0"/>
           </w:tblBorders>
+          <w:tblCellMar>
+            <w:top w:w="0" w:type="dxa"/>
+            <w:left w:w="0" w:type="dxa"/>
+            <w:bottom w:w="0" w:type="dxa"/>
+            <w:right w:w="0" w:type="dxa"/>
+          </w:tblCellMar>
         </w:tblPrEx>
         <w:trPr>
           <w:trHeight w:val="276" w:hRule="atLeast"/>
@@ -45245,7 +45301,7 @@
                     <pic:cNvPicPr/>
                   </pic:nvPicPr>
                   <pic:blipFill>
-                    <a:blip r:embed="rId15" cstate="print"/>
+                    <a:blip r:embed="rId16" cstate="print"/>
                     <a:stretch>
                       <a:fillRect/>
                     </a:stretch>
@@ -45331,7 +45387,7 @@
                     <pic:cNvPicPr/>
                   </pic:nvPicPr>
                   <pic:blipFill>
-                    <a:blip r:embed="rId16" cstate="print"/>
+                    <a:blip r:embed="rId17" cstate="print"/>
                     <a:stretch>
                       <a:fillRect/>
                     </a:stretch>
@@ -45410,7 +45466,7 @@
                     <pic:cNvPicPr/>
                   </pic:nvPicPr>
                   <pic:blipFill>
-                    <a:blip r:embed="rId17" cstate="print"/>
+                    <a:blip r:embed="rId18" cstate="print"/>
                     <a:stretch>
                       <a:fillRect/>
                     </a:stretch>
@@ -45547,7 +45603,7 @@
                     <pic:cNvPicPr/>
                   </pic:nvPicPr>
                   <pic:blipFill>
-                    <a:blip r:embed="rId18" cstate="print"/>
+                    <a:blip r:embed="rId19" cstate="print"/>
                     <a:stretch>
                       <a:fillRect/>
                     </a:stretch>
@@ -45642,7 +45698,7 @@
                     <pic:cNvPicPr/>
                   </pic:nvPicPr>
                   <pic:blipFill>
-                    <a:blip r:embed="rId19" cstate="print"/>
+                    <a:blip r:embed="rId20" cstate="print"/>
                     <a:stretch>
                       <a:fillRect/>
                     </a:stretch>
@@ -45742,7 +45798,7 @@
                     <pic:cNvPicPr/>
                   </pic:nvPicPr>
                   <pic:blipFill>
-                    <a:blip r:embed="rId20" cstate="print"/>
+                    <a:blip r:embed="rId21" cstate="print"/>
                     <a:stretch>
                       <a:fillRect/>
                     </a:stretch>
@@ -56541,7 +56597,7 @@
     <w:lsdException w:unhideWhenUsed="0" w:uiPriority="0" w:semiHidden="0" w:name="Table Web 2"/>
     <w:lsdException w:unhideWhenUsed="0" w:uiPriority="0" w:semiHidden="0" w:name="Table Web 3"/>
     <w:lsdException w:unhideWhenUsed="0" w:uiPriority="0" w:semiHidden="0" w:name="Balloon Text"/>
-    <w:lsdException w:unhideWhenUsed="0" w:uiPriority="0" w:semiHidden="0" w:name="Table Grid"/>
+    <w:lsdException w:qFormat="1" w:unhideWhenUsed="0" w:uiPriority="0" w:semiHidden="0" w:name="Table Grid"/>
     <w:lsdException w:unhideWhenUsed="0" w:uiPriority="0" w:semiHidden="0" w:name="Table Theme"/>
     <w:lsdException w:qFormat="1" w:unhideWhenUsed="0" w:uiPriority="1" w:semiHidden="0" w:name="List Paragraph"/>
   </w:latentStyles>
@@ -56766,6 +56822,7 @@
   <w:style w:type="table" w:styleId="15">
     <w:name w:val="Table Grid"/>
     <w:basedOn w:val="9"/>
+    <w:qFormat/>
     <w:uiPriority w:val="0"/>
     <w:tblPr>
       <w:tblBorders>

--- a/Docs/Documentacao/Estagio II/Documentação_EstagioNovo.docx
+++ b/Docs/Documentacao/Estagio II/Documentação_EstagioNovo.docx
@@ -252,7 +252,7 @@
         <mc:AlternateContent>
           <mc:Choice Requires="wps">
             <w:drawing>
-              <wp:anchor distT="0" distB="0" distL="0" distR="0" simplePos="0" relativeHeight="251665408" behindDoc="1" locked="0" layoutInCell="1" allowOverlap="1">
+              <wp:anchor distT="0" distB="0" distL="0" distR="0" simplePos="0" relativeHeight="251664384" behindDoc="1" locked="0" layoutInCell="1" allowOverlap="1">
                 <wp:simplePos x="0" y="0"/>
                 <wp:positionH relativeFrom="page">
                   <wp:posOffset>1219200</wp:posOffset>
@@ -316,7 +316,7 @@
           </mc:Choice>
           <mc:Fallback>
             <w:pict>
-              <v:shape id="Graphic 2" o:spid="_x0000_s1026" o:spt="100" style="position:absolute;left:0pt;margin-left:96pt;margin-top:12.7pt;height:0.75pt;width:409.5pt;mso-position-horizontal-relative:page;mso-wrap-distance-bottom:0pt;mso-wrap-distance-top:0pt;z-index:-251651072;mso-width-relative:page;mso-height-relative:page;" fillcolor="#000000" filled="t" stroked="f" coordsize="5200650,9525" o:gfxdata="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" path="m5200650,9524l0,9524,0,0,5200650,0,5200650,9524xe">
+              <v:shape id="Graphic 2" o:spid="_x0000_s1026" o:spt="100" style="position:absolute;left:0pt;margin-left:96pt;margin-top:12.7pt;height:0.75pt;width:409.5pt;mso-position-horizontal-relative:page;mso-wrap-distance-bottom:0pt;mso-wrap-distance-top:0pt;z-index:-251652096;mso-width-relative:page;mso-height-relative:page;" fillcolor="#000000" filled="t" stroked="f" coordsize="5200650,9525" o:gfxdata="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" path="m5200650,9524l0,9524,0,0,5200650,0,5200650,9524xe">
                 <v:fill on="t" focussize="0,0"/>
                 <v:stroke on="f"/>
                 <v:imagedata o:title=""/>
@@ -533,7 +533,7 @@
         <mc:AlternateContent>
           <mc:Choice Requires="wps">
             <w:drawing>
-              <wp:anchor distT="0" distB="0" distL="0" distR="0" simplePos="0" relativeHeight="251665408" behindDoc="1" locked="0" layoutInCell="1" allowOverlap="1">
+              <wp:anchor distT="0" distB="0" distL="0" distR="0" simplePos="0" relativeHeight="251664384" behindDoc="1" locked="0" layoutInCell="1" allowOverlap="1">
                 <wp:simplePos x="0" y="0"/>
                 <wp:positionH relativeFrom="page">
                   <wp:posOffset>1219200</wp:posOffset>
@@ -597,7 +597,7 @@
           </mc:Choice>
           <mc:Fallback>
             <w:pict>
-              <v:shape id="Graphic 3" o:spid="_x0000_s1026" o:spt="100" style="position:absolute;left:0pt;margin-left:96pt;margin-top:17.9pt;height:0.75pt;width:409.5pt;mso-position-horizontal-relative:page;mso-wrap-distance-bottom:0pt;mso-wrap-distance-top:0pt;z-index:-251651072;mso-width-relative:page;mso-height-relative:page;" fillcolor="#000000" filled="t" stroked="f" coordsize="5200650,9525" o:gfxdata="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" path="m5200650,9525l0,9525,0,0,5200650,0,5200650,9525xe">
+              <v:shape id="Graphic 3" o:spid="_x0000_s1026" o:spt="100" style="position:absolute;left:0pt;margin-left:96pt;margin-top:17.9pt;height:0.75pt;width:409.5pt;mso-position-horizontal-relative:page;mso-wrap-distance-bottom:0pt;mso-wrap-distance-top:0pt;z-index:-251652096;mso-width-relative:page;mso-height-relative:page;" fillcolor="#000000" filled="t" stroked="f" coordsize="5200650,9525" o:gfxdata="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" path="m5200650,9525l0,9525,0,0,5200650,0,5200650,9525xe">
                 <v:fill on="t" focussize="0,0"/>
                 <v:stroke on="f"/>
                 <v:imagedata o:title=""/>
@@ -1486,7 +1486,7 @@
         <mc:AlternateContent>
           <mc:Choice Requires="wps">
             <w:drawing>
-              <wp:anchor distT="0" distB="0" distL="0" distR="0" simplePos="0" relativeHeight="251664384" behindDoc="1" locked="0" layoutInCell="1" allowOverlap="1">
+              <wp:anchor distT="0" distB="0" distL="0" distR="0" simplePos="0" relativeHeight="251663360" behindDoc="1" locked="0" layoutInCell="1" allowOverlap="1">
                 <wp:simplePos x="0" y="0"/>
                 <wp:positionH relativeFrom="page">
                   <wp:posOffset>6974840</wp:posOffset>
@@ -1539,7 +1539,7 @@
           </mc:Choice>
           <mc:Fallback>
             <w:pict>
-              <v:shape id="Textbox 7" o:spid="_x0000_s1026" o:spt="202" type="#_x0000_t202" style="position:absolute;left:0pt;margin-left:549.2pt;margin-top:-62.85pt;height:13.3pt;width:6pt;mso-position-horizontal-relative:page;z-index:-251652096;mso-width-relative:page;mso-height-relative:page;" filled="f" stroked="f" coordsize="21600,21600" o:gfxdata="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">
+              <v:shape id="Textbox 7" o:spid="_x0000_s1026" o:spt="202" type="#_x0000_t202" style="position:absolute;left:0pt;margin-left:549.2pt;margin-top:-62.85pt;height:13.3pt;width:6pt;mso-position-horizontal-relative:page;z-index:-251653120;mso-width-relative:page;mso-height-relative:page;" filled="f" stroked="f" coordsize="21600,21600" o:gfxdata="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">
                 <v:fill on="f" focussize="0,0"/>
                 <v:stroke on="f"/>
                 <v:imagedata o:title=""/>
@@ -12417,12 +12417,6 @@
             <w:insideH w:val="single" w:color="auto" w:sz="4" w:space="0"/>
             <w:insideV w:val="single" w:color="auto" w:sz="4" w:space="0"/>
           </w:tblBorders>
-          <w:tblCellMar>
-            <w:top w:w="0" w:type="dxa"/>
-            <w:left w:w="108" w:type="dxa"/>
-            <w:bottom w:w="0" w:type="dxa"/>
-            <w:right w:w="108" w:type="dxa"/>
-          </w:tblCellMar>
         </w:tblPrEx>
         <w:tc>
           <w:tcPr>
@@ -12689,7 +12683,7 @@
       </w:r>
       <w:r>
         <w:drawing>
-          <wp:anchor distT="0" distB="0" distL="114300" distR="114300" simplePos="0" relativeHeight="251673600" behindDoc="0" locked="0" layoutInCell="1" allowOverlap="1">
+          <wp:anchor distT="0" distB="0" distL="114300" distR="114300" simplePos="0" relativeHeight="251672576" behindDoc="0" locked="0" layoutInCell="1" allowOverlap="1">
             <wp:simplePos x="0" y="0"/>
             <wp:positionH relativeFrom="column">
               <wp:posOffset>0</wp:posOffset>
@@ -13787,7 +13781,6 @@
           <w:lang w:val="pt-BR"/>
         </w:rPr>
       </w:pPr>
-      <w:bookmarkStart w:id="72" w:name="_GoBack"/>
       <w:r>
         <w:rPr>
           <w:rFonts w:hint="default"/>
@@ -13806,7 +13799,6 @@
         <w:t xml:space="preserve"> Cada manutenção deve ser registrada, é necessário os seguintes atributos: data , nota fiscal (NF-e) (opcional), tipo (conserto, lavagem, troca de óleo e outros), descrição, prestador de serviço, veículo, valor total, status (aberto, parcelado e pago).</w:t>
       </w:r>
     </w:p>
-    <w:bookmarkEnd w:id="72"/>
     <w:p>
       <w:pPr>
         <w:pStyle w:val="11"/>
@@ -15201,7 +15193,7 @@
         <mc:AlternateContent>
           <mc:Choice Requires="wps">
             <w:drawing>
-              <wp:anchor distT="0" distB="0" distL="0" distR="0" simplePos="0" relativeHeight="251666432" behindDoc="1" locked="0" layoutInCell="1" allowOverlap="1">
+              <wp:anchor distT="0" distB="0" distL="0" distR="0" simplePos="0" relativeHeight="251665408" behindDoc="1" locked="0" layoutInCell="1" allowOverlap="1">
                 <wp:simplePos x="0" y="0"/>
                 <wp:positionH relativeFrom="page">
                   <wp:posOffset>1011555</wp:posOffset>
@@ -15258,7 +15250,7 @@
           </mc:Choice>
           <mc:Fallback>
             <w:pict>
-              <v:shape id="Graphic 57" o:spid="_x0000_s1026" o:spt="100" style="position:absolute;left:0pt;margin-left:79.65pt;margin-top:23.95pt;height:0.1pt;width:452.5pt;mso-position-horizontal-relative:page;mso-wrap-distance-bottom:0pt;mso-wrap-distance-top:0pt;z-index:-251650048;mso-width-relative:page;mso-height-relative:page;" filled="f" stroked="t" coordsize="5746750,1" o:gfxdata="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" path="m0,0l5746750,0e">
+              <v:shape id="Graphic 57" o:spid="_x0000_s1026" o:spt="100" style="position:absolute;left:0pt;margin-left:79.65pt;margin-top:23.95pt;height:0.1pt;width:452.5pt;mso-position-horizontal-relative:page;mso-wrap-distance-bottom:0pt;mso-wrap-distance-top:0pt;z-index:-251651072;mso-width-relative:page;mso-height-relative:page;" filled="f" stroked="t" coordsize="5746750,1" o:gfxdata="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" path="m0,0l5746750,0e">
                 <v:fill on="f" focussize="0,0"/>
                 <v:stroke weight="0.48pt" color="#000000" joinstyle="round"/>
                 <v:imagedata o:title=""/>
@@ -16414,6 +16406,12 @@
             <w:insideH w:val="single" w:color="000000" w:sz="4" w:space="0"/>
             <w:insideV w:val="single" w:color="000000" w:sz="4" w:space="0"/>
           </w:tblBorders>
+          <w:tblCellMar>
+            <w:top w:w="0" w:type="dxa"/>
+            <w:left w:w="0" w:type="dxa"/>
+            <w:bottom w:w="0" w:type="dxa"/>
+            <w:right w:w="0" w:type="dxa"/>
+          </w:tblCellMar>
         </w:tblPrEx>
         <w:trPr>
           <w:trHeight w:val="2517" w:hRule="atLeast"/>
@@ -32814,21 +32812,6 @@
     </w:p>
     <w:p>
       <w:pPr>
-        <w:pStyle w:val="18"/>
-        <w:spacing w:after="0" w:line="240" w:lineRule="auto"/>
-        <w:jc w:val="left"/>
-        <w:rPr>
-          <w:sz w:val="24"/>
-        </w:rPr>
-        <w:sectPr>
-          <w:pgSz w:w="12240" w:h="15840"/>
-          <w:pgMar w:top="1300" w:right="720" w:bottom="280" w:left="1080" w:header="597" w:footer="0" w:gutter="0"/>
-          <w:cols w:space="720" w:num="1"/>
-        </w:sectPr>
-      </w:pPr>
-    </w:p>
-    <w:p>
-      <w:pPr>
         <w:pStyle w:val="11"/>
         <w:spacing w:before="101"/>
         <w:rPr>
@@ -32852,29 +32835,159 @@
           <w:b/>
           <w:sz w:val="28"/>
         </w:rPr>
+        <w:t>Diagrama</w:t>
+      </w:r>
+      <w:r>
+        <w:rPr>
+          <w:b/>
+          <w:spacing w:val="-6"/>
+          <w:sz w:val="28"/>
+        </w:rPr>
+        <w:t xml:space="preserve"> </w:t>
+      </w:r>
+      <w:r>
+        <w:rPr>
+          <w:b/>
+          <w:sz w:val="28"/>
+        </w:rPr>
+        <w:t>de</w:t>
+      </w:r>
+      <w:r>
+        <w:rPr>
+          <w:b/>
+          <w:spacing w:val="-6"/>
+          <w:sz w:val="28"/>
+        </w:rPr>
+        <w:t xml:space="preserve"> </w:t>
+      </w:r>
+      <w:r>
+        <w:rPr>
+          <w:b/>
+          <w:sz w:val="28"/>
+        </w:rPr>
+        <w:t>sequência</w:t>
+      </w:r>
+      <w:r>
+        <w:rPr>
+          <w:b/>
+          <w:spacing w:val="-5"/>
+          <w:sz w:val="28"/>
+        </w:rPr>
+        <w:t xml:space="preserve"> </w:t>
+      </w:r>
+      <w:r>
+        <w:rPr>
+          <w:b/>
+          <w:sz w:val="28"/>
+        </w:rPr>
+        <w:t>-</w:t>
+      </w:r>
+      <w:r>
+        <w:rPr>
+          <w:b/>
+          <w:spacing w:val="-4"/>
+          <w:sz w:val="28"/>
+        </w:rPr>
+        <w:t xml:space="preserve"> </w:t>
+      </w:r>
+      <w:r>
+        <w:rPr>
+          <w:b/>
+          <w:sz w:val="28"/>
+        </w:rPr>
+        <w:t>Cadastrar</w:t>
+      </w:r>
+      <w:r>
+        <w:rPr>
+          <w:b/>
+          <w:spacing w:val="-6"/>
+          <w:sz w:val="28"/>
+        </w:rPr>
+        <w:t xml:space="preserve"> </w:t>
+      </w:r>
+      <w:r>
+        <w:rPr>
+          <w:b/>
+          <w:sz w:val="28"/>
+        </w:rPr>
+        <w:t>Ordem</w:t>
+      </w:r>
+      <w:r>
+        <w:rPr>
+          <w:b/>
+          <w:spacing w:val="-7"/>
+          <w:sz w:val="28"/>
+        </w:rPr>
+        <w:t xml:space="preserve"> </w:t>
+      </w:r>
+      <w:r>
+        <w:rPr>
+          <w:b/>
+          <w:sz w:val="28"/>
+        </w:rPr>
+        <w:t>de</w:t>
+      </w:r>
+      <w:r>
+        <w:rPr>
+          <w:b/>
+          <w:spacing w:val="-4"/>
+          <w:sz w:val="28"/>
+        </w:rPr>
+        <w:t xml:space="preserve"> </w:t>
+      </w:r>
+      <w:r>
+        <w:rPr>
+          <w:b/>
+          <w:spacing w:val="-2"/>
+          <w:sz w:val="28"/>
+        </w:rPr>
+        <w:t>Entrega</w:t>
+      </w:r>
+    </w:p>
+    <w:p>
+      <w:pPr>
+        <w:pStyle w:val="11"/>
+        <w:rPr>
+          <w:b/>
+          <w:sz w:val="28"/>
+        </w:rPr>
+      </w:pPr>
+      <w:bookmarkStart w:id="72" w:name="_GoBack"/>
+      <w:bookmarkEnd w:id="72"/>
+      <w:r>
+        <w:rPr>
+          <w:rFonts w:hint="default"/>
+          <w:b/>
+          <w:sz w:val="28"/>
+          <w:lang w:val="pt-BR"/>
+        </w:rPr>
         <w:drawing>
-          <wp:anchor distT="0" distB="0" distL="0" distR="0" simplePos="0" relativeHeight="251661312" behindDoc="0" locked="0" layoutInCell="1" allowOverlap="1">
+          <wp:anchor distT="0" distB="0" distL="114300" distR="114300" simplePos="0" relativeHeight="251674624" behindDoc="0" locked="0" layoutInCell="1" allowOverlap="1">
             <wp:simplePos x="0" y="0"/>
-            <wp:positionH relativeFrom="page">
-              <wp:posOffset>1092200</wp:posOffset>
+            <wp:positionH relativeFrom="column">
+              <wp:posOffset>86360</wp:posOffset>
             </wp:positionH>
             <wp:positionV relativeFrom="paragraph">
-              <wp:posOffset>297180</wp:posOffset>
+              <wp:posOffset>13970</wp:posOffset>
             </wp:positionV>
-            <wp:extent cx="3481070" cy="7661910"/>
-            <wp:effectExtent l="0" t="0" r="0" b="0"/>
-            <wp:wrapNone/>
-            <wp:docPr id="59" name="Image 59"/>
-            <wp:cNvGraphicFramePr/>
+            <wp:extent cx="6208395" cy="3974465"/>
+            <wp:effectExtent l="0" t="0" r="1905" b="6985"/>
+            <wp:wrapSquare wrapText="bothSides"/>
+            <wp:docPr id="11" name="Imagem 11" descr="Sequence01"/>
+            <wp:cNvGraphicFramePr>
+              <a:graphicFrameLocks xmlns:a="http://schemas.openxmlformats.org/drawingml/2006/main" noChangeAspect="1"/>
+            </wp:cNvGraphicFramePr>
             <a:graphic xmlns:a="http://schemas.openxmlformats.org/drawingml/2006/main">
               <a:graphicData uri="http://schemas.openxmlformats.org/drawingml/2006/picture">
                 <pic:pic xmlns:pic="http://schemas.openxmlformats.org/drawingml/2006/picture">
                   <pic:nvPicPr>
-                    <pic:cNvPr id="59" name="Image 59"/>
-                    <pic:cNvPicPr/>
+                    <pic:cNvPr id="11" name="Imagem 11" descr="Sequence01"/>
+                    <pic:cNvPicPr>
+                      <a:picLocks noChangeAspect="1"/>
+                    </pic:cNvPicPr>
                   </pic:nvPicPr>
                   <pic:blipFill>
-                    <a:blip r:embed="rId12" cstate="print"/>
+                    <a:blip r:embed="rId12"/>
                     <a:stretch>
                       <a:fillRect/>
                     </a:stretch>
@@ -32882,7 +32995,7 @@
                   <pic:spPr>
                     <a:xfrm>
                       <a:off x="0" y="0"/>
-                      <a:ext cx="3481231" cy="7661773"/>
+                      <a:ext cx="6208395" cy="3974465"/>
                     </a:xfrm>
                     <a:prstGeom prst="rect">
                       <a:avLst/>
@@ -32894,6 +33007,19 @@
           </wp:anchor>
         </w:drawing>
       </w:r>
+    </w:p>
+    <w:p>
+      <w:pPr>
+        <w:spacing w:before="0"/>
+        <w:ind w:right="0" w:firstLine="720" w:firstLineChars="0"/>
+        <w:jc w:val="left"/>
+        <w:rPr>
+          <w:rFonts w:hint="default"/>
+          <w:b/>
+          <w:sz w:val="28"/>
+          <w:lang w:val="pt-BR"/>
+        </w:rPr>
+      </w:pPr>
       <w:r>
         <w:rPr>
           <w:b/>
@@ -32971,41 +33097,12 @@
       </w:r>
       <w:r>
         <w:rPr>
+          <w:rFonts w:hint="default"/>
           <w:b/>
           <w:sz w:val="28"/>
-        </w:rPr>
-        <w:t>Ordem</w:t>
-      </w:r>
-      <w:r>
-        <w:rPr>
-          <w:b/>
-          <w:spacing w:val="-7"/>
-          <w:sz w:val="28"/>
-        </w:rPr>
-        <w:t xml:space="preserve"> </w:t>
-      </w:r>
-      <w:r>
-        <w:rPr>
-          <w:b/>
-          <w:sz w:val="28"/>
-        </w:rPr>
-        <w:t>de</w:t>
-      </w:r>
-      <w:r>
-        <w:rPr>
-          <w:b/>
-          <w:spacing w:val="-4"/>
-          <w:sz w:val="28"/>
-        </w:rPr>
-        <w:t xml:space="preserve"> </w:t>
-      </w:r>
-      <w:r>
-        <w:rPr>
-          <w:b/>
-          <w:spacing w:val="-2"/>
-          <w:sz w:val="28"/>
-        </w:rPr>
-        <w:t>Entrega</w:t>
+          <w:lang w:val="pt-BR"/>
+        </w:rPr>
+        <w:t xml:space="preserve">Manutenção </w:t>
       </w:r>
     </w:p>
     <w:p>
@@ -33016,6 +33113,59 @@
           <w:sz w:val="28"/>
         </w:rPr>
       </w:pPr>
+      <w:r>
+        <w:rPr>
+          <w:rFonts w:hint="default"/>
+          <w:b/>
+          <w:sz w:val="28"/>
+          <w:lang w:val="pt-BR"/>
+        </w:rPr>
+        <w:drawing>
+          <wp:anchor distT="0" distB="0" distL="114300" distR="114300" simplePos="0" relativeHeight="251675648" behindDoc="0" locked="0" layoutInCell="1" allowOverlap="1">
+            <wp:simplePos x="0" y="0"/>
+            <wp:positionH relativeFrom="column">
+              <wp:posOffset>121285</wp:posOffset>
+            </wp:positionH>
+            <wp:positionV relativeFrom="paragraph">
+              <wp:posOffset>78105</wp:posOffset>
+            </wp:positionV>
+            <wp:extent cx="6152515" cy="3548380"/>
+            <wp:effectExtent l="0" t="0" r="635" b="13970"/>
+            <wp:wrapSquare wrapText="bothSides"/>
+            <wp:docPr id="12" name="Imagem 12" descr="Sequence02"/>
+            <wp:cNvGraphicFramePr>
+              <a:graphicFrameLocks xmlns:a="http://schemas.openxmlformats.org/drawingml/2006/main" noChangeAspect="1"/>
+            </wp:cNvGraphicFramePr>
+            <a:graphic xmlns:a="http://schemas.openxmlformats.org/drawingml/2006/main">
+              <a:graphicData uri="http://schemas.openxmlformats.org/drawingml/2006/picture">
+                <pic:pic xmlns:pic="http://schemas.openxmlformats.org/drawingml/2006/picture">
+                  <pic:nvPicPr>
+                    <pic:cNvPr id="12" name="Imagem 12" descr="Sequence02"/>
+                    <pic:cNvPicPr>
+                      <a:picLocks noChangeAspect="1"/>
+                    </pic:cNvPicPr>
+                  </pic:nvPicPr>
+                  <pic:blipFill>
+                    <a:blip r:embed="rId13"/>
+                    <a:stretch>
+                      <a:fillRect/>
+                    </a:stretch>
+                  </pic:blipFill>
+                  <pic:spPr>
+                    <a:xfrm>
+                      <a:off x="0" y="0"/>
+                      <a:ext cx="6152515" cy="3548380"/>
+                    </a:xfrm>
+                    <a:prstGeom prst="rect">
+                      <a:avLst/>
+                    </a:prstGeom>
+                  </pic:spPr>
+                </pic:pic>
+              </a:graphicData>
+            </a:graphic>
+          </wp:anchor>
+        </w:drawing>
+      </w:r>
     </w:p>
     <w:p>
       <w:pPr>
@@ -33066,8 +33216,10 @@
       <w:pPr>
         <w:pStyle w:val="11"/>
         <w:rPr>
+          <w:rFonts w:hint="default"/>
           <w:b/>
           <w:sz w:val="28"/>
+          <w:lang w:val="pt-BR"/>
         </w:rPr>
       </w:pPr>
     </w:p>
@@ -33075,26 +33227,10 @@
       <w:pPr>
         <w:pStyle w:val="11"/>
         <w:rPr>
+          <w:rFonts w:hint="default"/>
           <w:b/>
           <w:sz w:val="28"/>
-        </w:rPr>
-      </w:pPr>
-    </w:p>
-    <w:p>
-      <w:pPr>
-        <w:pStyle w:val="11"/>
-        <w:rPr>
-          <w:b/>
-          <w:sz w:val="28"/>
-        </w:rPr>
-      </w:pPr>
-    </w:p>
-    <w:p>
-      <w:pPr>
-        <w:pStyle w:val="11"/>
-        <w:rPr>
-          <w:b/>
-          <w:sz w:val="28"/>
+          <w:lang w:val="pt-BR"/>
         </w:rPr>
       </w:pPr>
     </w:p>
@@ -33417,7 +33553,7 @@
           <w:sz w:val="20"/>
         </w:rPr>
         <w:drawing>
-          <wp:anchor distT="0" distB="0" distL="0" distR="0" simplePos="0" relativeHeight="251667456" behindDoc="1" locked="0" layoutInCell="1" allowOverlap="1">
+          <wp:anchor distT="0" distB="0" distL="0" distR="0" simplePos="0" relativeHeight="251666432" behindDoc="1" locked="0" layoutInCell="1" allowOverlap="1">
             <wp:simplePos x="0" y="0"/>
             <wp:positionH relativeFrom="page">
               <wp:posOffset>564515</wp:posOffset>
@@ -33438,7 +33574,7 @@
                     <pic:cNvPicPr/>
                   </pic:nvPicPr>
                   <pic:blipFill>
-                    <a:blip r:embed="rId13" cstate="print"/>
+                    <a:blip r:embed="rId14" cstate="print"/>
                     <a:stretch>
                       <a:fillRect/>
                     </a:stretch>
@@ -33676,7 +33812,7 @@
           <w:sz w:val="20"/>
         </w:rPr>
         <w:drawing>
-          <wp:anchor distT="0" distB="0" distL="0" distR="0" simplePos="0" relativeHeight="251668480" behindDoc="1" locked="0" layoutInCell="1" allowOverlap="1">
+          <wp:anchor distT="0" distB="0" distL="0" distR="0" simplePos="0" relativeHeight="251667456" behindDoc="1" locked="0" layoutInCell="1" allowOverlap="1">
             <wp:simplePos x="0" y="0"/>
             <wp:positionH relativeFrom="page">
               <wp:posOffset>1098550</wp:posOffset>
@@ -33697,7 +33833,7 @@
                     <pic:cNvPicPr/>
                   </pic:nvPicPr>
                   <pic:blipFill>
-                    <a:blip r:embed="rId14" cstate="print"/>
+                    <a:blip r:embed="rId15" cstate="print"/>
                     <a:stretch>
                       <a:fillRect/>
                     </a:stretch>
@@ -33821,7 +33957,7 @@
           <w:lang w:val="pt-BR"/>
         </w:rPr>
         <w:drawing>
-          <wp:anchor distT="0" distB="0" distL="114300" distR="114300" simplePos="0" relativeHeight="251674624" behindDoc="0" locked="0" layoutInCell="1" allowOverlap="1">
+          <wp:anchor distT="0" distB="0" distL="114300" distR="114300" simplePos="0" relativeHeight="251673600" behindDoc="0" locked="0" layoutInCell="1" allowOverlap="1">
             <wp:simplePos x="0" y="0"/>
             <wp:positionH relativeFrom="column">
               <wp:posOffset>548005</wp:posOffset>
@@ -33846,7 +33982,7 @@
                     </pic:cNvPicPr>
                   </pic:nvPicPr>
                   <pic:blipFill>
-                    <a:blip r:embed="rId15"/>
+                    <a:blip r:embed="rId16"/>
                     <a:stretch>
                       <a:fillRect/>
                     </a:stretch>
@@ -44519,12 +44655,6 @@
             <w:insideH w:val="single" w:color="000000" w:sz="4" w:space="0"/>
             <w:insideV w:val="single" w:color="000000" w:sz="4" w:space="0"/>
           </w:tblBorders>
-          <w:tblCellMar>
-            <w:top w:w="0" w:type="dxa"/>
-            <w:left w:w="0" w:type="dxa"/>
-            <w:bottom w:w="0" w:type="dxa"/>
-            <w:right w:w="0" w:type="dxa"/>
-          </w:tblCellMar>
         </w:tblPrEx>
         <w:trPr>
           <w:trHeight w:val="276" w:hRule="atLeast"/>
@@ -45280,7 +45410,7 @@
           <w:sz w:val="9"/>
         </w:rPr>
         <w:drawing>
-          <wp:anchor distT="0" distB="0" distL="0" distR="0" simplePos="0" relativeHeight="251669504" behindDoc="1" locked="0" layoutInCell="1" allowOverlap="1">
+          <wp:anchor distT="0" distB="0" distL="0" distR="0" simplePos="0" relativeHeight="251668480" behindDoc="1" locked="0" layoutInCell="1" allowOverlap="1">
             <wp:simplePos x="0" y="0"/>
             <wp:positionH relativeFrom="page">
               <wp:posOffset>1075690</wp:posOffset>
@@ -45301,7 +45431,7 @@
                     <pic:cNvPicPr/>
                   </pic:nvPicPr>
                   <pic:blipFill>
-                    <a:blip r:embed="rId16" cstate="print"/>
+                    <a:blip r:embed="rId17" cstate="print"/>
                     <a:stretch>
                       <a:fillRect/>
                     </a:stretch>
@@ -45366,7 +45496,7 @@
           <w:sz w:val="5"/>
         </w:rPr>
         <w:drawing>
-          <wp:anchor distT="0" distB="0" distL="0" distR="0" simplePos="0" relativeHeight="251670528" behindDoc="1" locked="0" layoutInCell="1" allowOverlap="1">
+          <wp:anchor distT="0" distB="0" distL="0" distR="0" simplePos="0" relativeHeight="251669504" behindDoc="1" locked="0" layoutInCell="1" allowOverlap="1">
             <wp:simplePos x="0" y="0"/>
             <wp:positionH relativeFrom="page">
               <wp:posOffset>1075690</wp:posOffset>
@@ -45384,85 +45514,6 @@
                 <pic:pic xmlns:pic="http://schemas.openxmlformats.org/drawingml/2006/picture">
                   <pic:nvPicPr>
                     <pic:cNvPr id="65" name="Image 65"/>
-                    <pic:cNvPicPr/>
-                  </pic:nvPicPr>
-                  <pic:blipFill>
-                    <a:blip r:embed="rId17" cstate="print"/>
-                    <a:stretch>
-                      <a:fillRect/>
-                    </a:stretch>
-                  </pic:blipFill>
-                  <pic:spPr>
-                    <a:xfrm>
-                      <a:off x="0" y="0"/>
-                      <a:ext cx="4011348" cy="1994916"/>
-                    </a:xfrm>
-                    <a:prstGeom prst="rect">
-                      <a:avLst/>
-                    </a:prstGeom>
-                  </pic:spPr>
-                </pic:pic>
-              </a:graphicData>
-            </a:graphic>
-          </wp:anchor>
-        </w:drawing>
-      </w:r>
-    </w:p>
-    <w:p>
-      <w:pPr>
-        <w:pStyle w:val="11"/>
-        <w:spacing w:before="103"/>
-        <w:ind w:left="765"/>
-      </w:pPr>
-      <w:r>
-        <w:t xml:space="preserve">. </w:t>
-      </w:r>
-      <w:r>
-        <w:rPr>
-          <w:spacing w:val="-2"/>
-        </w:rPr>
-        <w:t>Dashboard</w:t>
-      </w:r>
-    </w:p>
-    <w:p>
-      <w:pPr>
-        <w:pStyle w:val="11"/>
-        <w:rPr>
-          <w:sz w:val="20"/>
-        </w:rPr>
-      </w:pPr>
-    </w:p>
-    <w:p>
-      <w:pPr>
-        <w:pStyle w:val="11"/>
-        <w:spacing w:before="121"/>
-        <w:rPr>
-          <w:sz w:val="20"/>
-        </w:rPr>
-      </w:pPr>
-      <w:r>
-        <w:rPr>
-          <w:sz w:val="20"/>
-        </w:rPr>
-        <w:drawing>
-          <wp:anchor distT="0" distB="0" distL="0" distR="0" simplePos="0" relativeHeight="251670528" behindDoc="1" locked="0" layoutInCell="1" allowOverlap="1">
-            <wp:simplePos x="0" y="0"/>
-            <wp:positionH relativeFrom="page">
-              <wp:posOffset>1075690</wp:posOffset>
-            </wp:positionH>
-            <wp:positionV relativeFrom="paragraph">
-              <wp:posOffset>238125</wp:posOffset>
-            </wp:positionV>
-            <wp:extent cx="4011295" cy="1995170"/>
-            <wp:effectExtent l="0" t="0" r="0" b="0"/>
-            <wp:wrapTopAndBottom/>
-            <wp:docPr id="66" name="Image 66"/>
-            <wp:cNvGraphicFramePr/>
-            <a:graphic xmlns:a="http://schemas.openxmlformats.org/drawingml/2006/main">
-              <a:graphicData uri="http://schemas.openxmlformats.org/drawingml/2006/picture">
-                <pic:pic xmlns:pic="http://schemas.openxmlformats.org/drawingml/2006/picture">
-                  <pic:nvPicPr>
-                    <pic:cNvPr id="66" name="Image 66"/>
                     <pic:cNvPicPr/>
                   </pic:nvPicPr>
                   <pic:blipFill>
@@ -45490,6 +45541,85 @@
     <w:p>
       <w:pPr>
         <w:pStyle w:val="11"/>
+        <w:spacing w:before="103"/>
+        <w:ind w:left="765"/>
+      </w:pPr>
+      <w:r>
+        <w:t xml:space="preserve">. </w:t>
+      </w:r>
+      <w:r>
+        <w:rPr>
+          <w:spacing w:val="-2"/>
+        </w:rPr>
+        <w:t>Dashboard</w:t>
+      </w:r>
+    </w:p>
+    <w:p>
+      <w:pPr>
+        <w:pStyle w:val="11"/>
+        <w:rPr>
+          <w:sz w:val="20"/>
+        </w:rPr>
+      </w:pPr>
+    </w:p>
+    <w:p>
+      <w:pPr>
+        <w:pStyle w:val="11"/>
+        <w:spacing w:before="121"/>
+        <w:rPr>
+          <w:sz w:val="20"/>
+        </w:rPr>
+      </w:pPr>
+      <w:r>
+        <w:rPr>
+          <w:sz w:val="20"/>
+        </w:rPr>
+        <w:drawing>
+          <wp:anchor distT="0" distB="0" distL="0" distR="0" simplePos="0" relativeHeight="251669504" behindDoc="1" locked="0" layoutInCell="1" allowOverlap="1">
+            <wp:simplePos x="0" y="0"/>
+            <wp:positionH relativeFrom="page">
+              <wp:posOffset>1075690</wp:posOffset>
+            </wp:positionH>
+            <wp:positionV relativeFrom="paragraph">
+              <wp:posOffset>238125</wp:posOffset>
+            </wp:positionV>
+            <wp:extent cx="4011295" cy="1995170"/>
+            <wp:effectExtent l="0" t="0" r="0" b="0"/>
+            <wp:wrapTopAndBottom/>
+            <wp:docPr id="66" name="Image 66"/>
+            <wp:cNvGraphicFramePr/>
+            <a:graphic xmlns:a="http://schemas.openxmlformats.org/drawingml/2006/main">
+              <a:graphicData uri="http://schemas.openxmlformats.org/drawingml/2006/picture">
+                <pic:pic xmlns:pic="http://schemas.openxmlformats.org/drawingml/2006/picture">
+                  <pic:nvPicPr>
+                    <pic:cNvPr id="66" name="Image 66"/>
+                    <pic:cNvPicPr/>
+                  </pic:nvPicPr>
+                  <pic:blipFill>
+                    <a:blip r:embed="rId19" cstate="print"/>
+                    <a:stretch>
+                      <a:fillRect/>
+                    </a:stretch>
+                  </pic:blipFill>
+                  <pic:spPr>
+                    <a:xfrm>
+                      <a:off x="0" y="0"/>
+                      <a:ext cx="4011348" cy="1994916"/>
+                    </a:xfrm>
+                    <a:prstGeom prst="rect">
+                      <a:avLst/>
+                    </a:prstGeom>
+                  </pic:spPr>
+                </pic:pic>
+              </a:graphicData>
+            </a:graphic>
+          </wp:anchor>
+        </w:drawing>
+      </w:r>
+    </w:p>
+    <w:p>
+      <w:pPr>
+        <w:pStyle w:val="11"/>
         <w:spacing w:before="93"/>
         <w:ind w:left="765"/>
       </w:pPr>
@@ -45582,7 +45712,7 @@
           <w:sz w:val="20"/>
         </w:rPr>
         <w:drawing>
-          <wp:anchor distT="0" distB="0" distL="0" distR="0" simplePos="0" relativeHeight="251671552" behindDoc="1" locked="0" layoutInCell="1" allowOverlap="1">
+          <wp:anchor distT="0" distB="0" distL="0" distR="0" simplePos="0" relativeHeight="251670528" behindDoc="1" locked="0" layoutInCell="1" allowOverlap="1">
             <wp:simplePos x="0" y="0"/>
             <wp:positionH relativeFrom="page">
               <wp:posOffset>1080135</wp:posOffset>
@@ -45603,7 +45733,7 @@
                     <pic:cNvPicPr/>
                   </pic:nvPicPr>
                   <pic:blipFill>
-                    <a:blip r:embed="rId19" cstate="print"/>
+                    <a:blip r:embed="rId20" cstate="print"/>
                     <a:stretch>
                       <a:fillRect/>
                     </a:stretch>
@@ -45677,7 +45807,7 @@
           <w:sz w:val="20"/>
         </w:rPr>
         <w:drawing>
-          <wp:anchor distT="0" distB="0" distL="0" distR="0" simplePos="0" relativeHeight="251671552" behindDoc="1" locked="0" layoutInCell="1" allowOverlap="1">
+          <wp:anchor distT="0" distB="0" distL="0" distR="0" simplePos="0" relativeHeight="251670528" behindDoc="1" locked="0" layoutInCell="1" allowOverlap="1">
             <wp:simplePos x="0" y="0"/>
             <wp:positionH relativeFrom="page">
               <wp:posOffset>1080135</wp:posOffset>
@@ -45698,7 +45828,7 @@
                     <pic:cNvPicPr/>
                   </pic:nvPicPr>
                   <pic:blipFill>
-                    <a:blip r:embed="rId20" cstate="print"/>
+                    <a:blip r:embed="rId21" cstate="print"/>
                     <a:stretch>
                       <a:fillRect/>
                     </a:stretch>
@@ -45777,7 +45907,7 @@
           <w:sz w:val="11"/>
         </w:rPr>
         <w:drawing>
-          <wp:anchor distT="0" distB="0" distL="0" distR="0" simplePos="0" relativeHeight="251672576" behindDoc="1" locked="0" layoutInCell="1" allowOverlap="1">
+          <wp:anchor distT="0" distB="0" distL="0" distR="0" simplePos="0" relativeHeight="251671552" behindDoc="1" locked="0" layoutInCell="1" allowOverlap="1">
             <wp:simplePos x="0" y="0"/>
             <wp:positionH relativeFrom="page">
               <wp:posOffset>1075055</wp:posOffset>
@@ -45798,7 +45928,7 @@
                     <pic:cNvPicPr/>
                   </pic:nvPicPr>
                   <pic:blipFill>
-                    <a:blip r:embed="rId21" cstate="print"/>
+                    <a:blip r:embed="rId22" cstate="print"/>
                     <a:stretch>
                       <a:fillRect/>
                     </a:stretch>
@@ -49584,7 +49714,7 @@
         <w:sz w:val="20"/>
       </w:rPr>
       <w:drawing>
-        <wp:anchor distT="0" distB="0" distL="0" distR="0" simplePos="0" relativeHeight="251662336" behindDoc="1" locked="0" layoutInCell="1" allowOverlap="1">
+        <wp:anchor distT="0" distB="0" distL="0" distR="0" simplePos="0" relativeHeight="251661312" behindDoc="1" locked="0" layoutInCell="1" allowOverlap="1">
           <wp:simplePos x="0" y="0"/>
           <wp:positionH relativeFrom="page">
             <wp:posOffset>917575</wp:posOffset>
@@ -49658,7 +49788,7 @@
         <w:sz w:val="20"/>
       </w:rPr>
       <w:drawing>
-        <wp:anchor distT="0" distB="0" distL="0" distR="0" simplePos="0" relativeHeight="251663360" behindDoc="1" locked="0" layoutInCell="1" allowOverlap="1">
+        <wp:anchor distT="0" distB="0" distL="0" distR="0" simplePos="0" relativeHeight="251662336" behindDoc="1" locked="0" layoutInCell="1" allowOverlap="1">
           <wp:simplePos x="0" y="0"/>
           <wp:positionH relativeFrom="page">
             <wp:posOffset>1101725</wp:posOffset>
@@ -49706,7 +49836,7 @@
       <mc:AlternateContent>
         <mc:Choice Requires="wps">
           <w:drawing>
-            <wp:anchor distT="0" distB="0" distL="0" distR="0" simplePos="0" relativeHeight="251663360" behindDoc="1" locked="0" layoutInCell="1" allowOverlap="1">
+            <wp:anchor distT="0" distB="0" distL="0" distR="0" simplePos="0" relativeHeight="251662336" behindDoc="1" locked="0" layoutInCell="1" allowOverlap="1">
               <wp:simplePos x="0" y="0"/>
               <wp:positionH relativeFrom="page">
                 <wp:posOffset>6526530</wp:posOffset>
@@ -49784,7 +49914,7 @@
         </mc:Choice>
         <mc:Fallback>
           <w:pict>
-            <v:shape id="Textbox 9" o:spid="_x0000_s1026" o:spt="202" type="#_x0000_t202" style="position:absolute;left:0pt;margin-left:513.9pt;margin-top:34.75pt;height:15.3pt;width:17pt;mso-position-horizontal-relative:page;mso-position-vertical-relative:page;z-index:-251653120;mso-width-relative:page;mso-height-relative:page;" filled="f" stroked="f" coordsize="21600,21600" o:gfxdata="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">
+            <v:shape id="Textbox 9" o:spid="_x0000_s1026" o:spt="202" type="#_x0000_t202" style="position:absolute;left:0pt;margin-left:513.9pt;margin-top:34.75pt;height:15.3pt;width:17pt;mso-position-horizontal-relative:page;mso-position-vertical-relative:page;z-index:-251654144;mso-width-relative:page;mso-height-relative:page;" filled="f" stroked="f" coordsize="21600,21600" o:gfxdata="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">
               <v:fill on="f" focussize="0,0"/>
               <v:stroke on="f"/>
               <v:imagedata o:title=""/>
@@ -57199,7 +57329,6 @@
     <customSectPr/>
     <customSectPr/>
     <customSectPr/>
-    <customSectPr/>
   </customSectProps>
   <customShpExts>
     <customShpInfo spid="_x0000_s1026" textRotate="1"/>
